--- a/tests/resources/students_ms.docx
+++ b/tests/resources/students_ms.docx
@@ -55,7 +55,13 @@
         <w:rPr>
           <w:lang w:val="en-US"/>
         </w:rPr>
-        <w:t>This is test of nested values: [[</w:t>
+        <w:t>This is test of nes</w:t>
+      </w:r>
+      <w:r>
+        <w:rPr>
+          <w:lang w:val="en-US"/>
+        </w:rPr>
+        <w:t>ted values: [[</w:t>
       </w:r>
       <w:proofErr w:type="spellStart"/>
       <w:proofErr w:type="gramStart"/>
@@ -63,7 +69,7 @@
         <w:rPr>
           <w:lang w:val="en-US"/>
         </w:rPr>
-        <w:t>nested.firstValues</w:t>
+        <w:t>nested.firstValue</w:t>
       </w:r>
       <w:proofErr w:type="spellEnd"/>
       <w:proofErr w:type="gramEnd"/>
@@ -331,8 +337,6 @@
           <w:lang w:val="en-US"/>
         </w:rPr>
       </w:pPr>
-      <w:bookmarkStart w:id="0" w:name="_GoBack"/>
-      <w:bookmarkEnd w:id="0"/>
     </w:p>
     <w:p>
       <w:pPr>
@@ -380,230 +384,9 @@
         </w:rPr>
         <w:t>()]]</w:t>
       </w:r>
+      <w:bookmarkStart w:id="0" w:name="_GoBack"/>
+      <w:bookmarkEnd w:id="0"/>
     </w:p>
-    <w:tbl>
-      <w:tblPr>
-        <w:tblStyle w:val="a3"/>
-        <w:tblW w:w="9389" w:type="dxa"/>
-        <w:tblLook w:val="04A0" w:firstRow="1" w:lastRow="0" w:firstColumn="1" w:lastColumn="0" w:noHBand="0" w:noVBand="1"/>
-      </w:tblPr>
-      <w:tblGrid>
-        <w:gridCol w:w="2347"/>
-        <w:gridCol w:w="2347"/>
-        <w:gridCol w:w="2347"/>
-        <w:gridCol w:w="2348"/>
-      </w:tblGrid>
-      <w:tr>
-        <w:trPr>
-          <w:trHeight w:val="262"/>
-        </w:trPr>
-        <w:tc>
-          <w:tcPr>
-            <w:tcW w:w="2347" w:type="dxa"/>
-          </w:tcPr>
-          <w:p>
-            <w:pPr>
-              <w:rPr>
-                <w:lang w:val="en-US"/>
-              </w:rPr>
-            </w:pPr>
-            <w:r>
-              <w:rPr>
-                <w:lang w:val="en-US"/>
-              </w:rPr>
-              <w:t>ID</w:t>
-            </w:r>
-          </w:p>
-        </w:tc>
-        <w:tc>
-          <w:tcPr>
-            <w:tcW w:w="2347" w:type="dxa"/>
-          </w:tcPr>
-          <w:p>
-            <w:pPr>
-              <w:rPr>
-                <w:lang w:val="en-US"/>
-              </w:rPr>
-            </w:pPr>
-            <w:r>
-              <w:rPr>
-                <w:lang w:val="en-US"/>
-              </w:rPr>
-              <w:t>Student</w:t>
-            </w:r>
-          </w:p>
-        </w:tc>
-        <w:tc>
-          <w:tcPr>
-            <w:tcW w:w="2347" w:type="dxa"/>
-          </w:tcPr>
-          <w:p>
-            <w:pPr>
-              <w:rPr>
-                <w:lang w:val="en-US"/>
-              </w:rPr>
-            </w:pPr>
-            <w:r>
-              <w:rPr>
-                <w:lang w:val="en-US"/>
-              </w:rPr>
-              <w:t>Mark</w:t>
-            </w:r>
-          </w:p>
-        </w:tc>
-        <w:tc>
-          <w:tcPr>
-            <w:tcW w:w="2348" w:type="dxa"/>
-          </w:tcPr>
-          <w:p>
-            <w:pPr>
-              <w:rPr>
-                <w:lang w:val="en-US"/>
-              </w:rPr>
-            </w:pPr>
-            <w:r>
-              <w:rPr>
-                <w:lang w:val="en-US"/>
-              </w:rPr>
-              <w:t>Max Mark</w:t>
-            </w:r>
-          </w:p>
-        </w:tc>
-      </w:tr>
-      <w:tr>
-        <w:trPr>
-          <w:trHeight w:val="247"/>
-        </w:trPr>
-        <w:tc>
-          <w:tcPr>
-            <w:tcW w:w="2347" w:type="dxa"/>
-          </w:tcPr>
-          <w:p>
-            <w:pPr>
-              <w:rPr>
-                <w:lang w:val="en-US"/>
-              </w:rPr>
-            </w:pPr>
-            <w:r>
-              <w:rPr>
-                <w:lang w:val="en-US"/>
-              </w:rPr>
-              <w:t>[[</w:t>
-            </w:r>
-            <w:proofErr w:type="spellStart"/>
-            <w:r>
-              <w:rPr>
-                <w:lang w:val="en-US"/>
-              </w:rPr>
-              <w:t>id:cell</w:t>
-            </w:r>
-            <w:proofErr w:type="spellEnd"/>
-            <w:r>
-              <w:rPr>
-                <w:lang w:val="en-US"/>
-              </w:rPr>
-              <w:t>(students)]]</w:t>
-            </w:r>
-          </w:p>
-        </w:tc>
-        <w:tc>
-          <w:tcPr>
-            <w:tcW w:w="2347" w:type="dxa"/>
-          </w:tcPr>
-          <w:p>
-            <w:pPr>
-              <w:rPr>
-                <w:lang w:val="en-US"/>
-              </w:rPr>
-            </w:pPr>
-            <w:r>
-              <w:rPr>
-                <w:lang w:val="en-US"/>
-              </w:rPr>
-              <w:t>[[</w:t>
-            </w:r>
-            <w:proofErr w:type="spellStart"/>
-            <w:r>
-              <w:rPr>
-                <w:lang w:val="en-US"/>
-              </w:rPr>
-              <w:t>name:cell</w:t>
-            </w:r>
-            <w:proofErr w:type="spellEnd"/>
-            <w:r>
-              <w:rPr>
-                <w:lang w:val="en-US"/>
-              </w:rPr>
-              <w:t>(students)]]</w:t>
-            </w:r>
-          </w:p>
-        </w:tc>
-        <w:tc>
-          <w:tcPr>
-            <w:tcW w:w="2347" w:type="dxa"/>
-          </w:tcPr>
-          <w:p>
-            <w:pPr>
-              <w:rPr>
-                <w:lang w:val="en-US"/>
-              </w:rPr>
-            </w:pPr>
-            <w:r>
-              <w:rPr>
-                <w:lang w:val="en-US"/>
-              </w:rPr>
-              <w:t>[[</w:t>
-            </w:r>
-            <w:proofErr w:type="spellStart"/>
-            <w:r>
-              <w:rPr>
-                <w:lang w:val="en-US"/>
-              </w:rPr>
-              <w:t>mark:cell</w:t>
-            </w:r>
-            <w:proofErr w:type="spellEnd"/>
-            <w:r>
-              <w:rPr>
-                <w:lang w:val="en-US"/>
-              </w:rPr>
-              <w:t>(students)]]</w:t>
-            </w:r>
-          </w:p>
-        </w:tc>
-        <w:tc>
-          <w:tcPr>
-            <w:tcW w:w="2348" w:type="dxa"/>
-          </w:tcPr>
-          <w:p>
-            <w:pPr>
-              <w:rPr>
-                <w:lang w:val="en-US"/>
-              </w:rPr>
-            </w:pPr>
-            <w:r>
-              <w:rPr>
-                <w:lang w:val="en-US"/>
-              </w:rPr>
-              <w:t>[[</w:t>
-            </w:r>
-            <w:proofErr w:type="spellStart"/>
-            <w:r>
-              <w:rPr>
-                <w:lang w:val="en-US"/>
-              </w:rPr>
-              <w:t>maxMark</w:t>
-            </w:r>
-            <w:proofErr w:type="spellEnd"/>
-            <w:r>
-              <w:rPr>
-                <w:lang w:val="en-US"/>
-              </w:rPr>
-              <w:t>]]</w:t>
-            </w:r>
-          </w:p>
-        </w:tc>
-      </w:tr>
-    </w:tbl>
     <w:p>
       <w:pPr>
         <w:rPr>
